--- a/CONTRATO FORMATO TIEMPO INDETERMINADO.docx
+++ b/CONTRATO FORMATO TIEMPO INDETERMINADO.docx
@@ -917,23 +917,7 @@
           <w:szCs w:val="24"/>
           <w:lang w:val="es-MX" w:eastAsia="es-MX"/>
         </w:rPr>
-        <w:t>{{</w:t>
-      </w:r>
-      <w:r>
-        <w:rPr>
-          <w:sz w:val="24"/>
-          <w:szCs w:val="24"/>
-          <w:lang w:val="es-MX" w:eastAsia="es-MX"/>
-        </w:rPr>
-        <w:t>dias</w:t>
-      </w:r>
-      <w:r>
-        <w:rPr>
-          <w:sz w:val="24"/>
-          <w:szCs w:val="24"/>
-          <w:lang w:val="es-MX" w:eastAsia="es-MX"/>
-        </w:rPr>
-        <w:t>}}</w:t>
+        <w:t>LUNES A DOMINGO</w:t>
       </w:r>
       <w:r>
         <w:rPr>
@@ -1137,6 +1121,7 @@
           <w:u w:val="single"/>
           <w:lang w:val="es-ES"/>
         </w:rPr>
+        <w:lastRenderedPageBreak/>
         <w:t>CUAR</w:t>
       </w:r>
       <w:r>
@@ -1158,7 +1143,6 @@
         <w:rPr>
           <w:lang w:val="es-ES"/>
         </w:rPr>
-        <w:lastRenderedPageBreak/>
         <w:t>“EL EMPLEADO” GOZARÁ DE LOS DÍAS DE DESCANSO OBLIGATORIO QUE PRECISA EL ARTÍCULO 74 DE LA LEY FEDERAL DEL TRABAJO. EL EMPLEADO FACULTA EXPRESAMENTE A “</w:t>
       </w:r>
       <w:r>
@@ -1217,7 +1201,7 @@
       </w:r>
       <w:r>
         <w:rPr>
-          <w:rStyle w:val="Textoennegrita"/>
+          <w:rStyle w:val="Fuerte"/>
           <w:lang w:val="es-MX"/>
         </w:rPr>
         <w:t>SALARIO MÍNIMO GENERAL VIGENTE</w:t>
@@ -1243,7 +1227,7 @@
       </w:r>
       <w:r>
         <w:rPr>
-          <w:rStyle w:val="Textoennegrita"/>
+          <w:rStyle w:val="Fuerte"/>
           <w:lang w:val="es-MX"/>
         </w:rPr>
         <w:t>BONOS DE PRODUCTIVIDAD, PUNTUALIDAD U OTROS INCENTIVOS</w:t>
@@ -1256,7 +1240,7 @@
       </w:r>
       <w:r>
         <w:rPr>
-          <w:rStyle w:val="Textoennegrita"/>
+          <w:rStyle w:val="Fuerte"/>
           <w:lang w:val="es-MX"/>
         </w:rPr>
         <w:t>VARIABLE, NO INTEGRADO AL SALARIO</w:t>
@@ -1276,7 +1260,7 @@
       </w:r>
       <w:r>
         <w:rPr>
-          <w:rStyle w:val="Textoennegrita"/>
+          <w:rStyle w:val="Fuerte"/>
           <w:lang w:val="es-MX"/>
         </w:rPr>
         <w:t>NO CONSTITUYEN SALARIO ORDINARIO</w:t>
@@ -1455,23 +1439,29 @@
         <w:rPr>
           <w:lang w:val="es-ES"/>
         </w:rPr>
-        <w:t>“EL EMPLEADO”, CONFORME A LA LEY FEDERAL DEL TRABAJO, SE ENCUENTRA OBLIGADO A PARTICIPAR EN LA INTEGRACIÓN DE LAS COMISIONES MIXTAS EN LAS QUE SEA REQUERIDO A EFECTO DE LOGRAR SU PARTICIPACIÓN EN EL ACATAMIENTO DE LAS MEDIDAS DE SEGURIDAD E HIGIENE Y PROTECCION CIVIL, ASÍ MISMO SE COMPROMETE A  RESPETAR Y ACATAR LAS DISPOSICIONES DEL REGLAMENTO INTERIOR DE TRABAJO, LAS NORMAS Y CIRCULARES QUE SE EMITAN POR EL PATRÓN O SUS REPRESENTANTES Y, EN SU CASO, A PARTICIPAR EN LA CAPACITACIÓN Y ADIESTRAMIENTO A EFECTO DE LOGRAR SU PLENO DESARROLLO.</w:t>
-      </w:r>
-    </w:p>
-    <w:p>
-      <w:pPr>
-        <w:jc w:val="both"/>
-        <w:rPr>
-          <w:u w:val="single"/>
-          <w:lang w:val="es-ES"/>
-        </w:rPr>
-      </w:pPr>
-      <w:r>
-        <w:rPr>
-          <w:u w:val="single"/>
+        <w:t xml:space="preserve">“EL EMPLEADO”, CONFORME A LA LEY FEDERAL DEL TRABAJO, SE ENCUENTRA OBLIGADO A PARTICIPAR EN LA INTEGRACIÓN DE LAS COMISIONES MIXTAS EN LAS QUE SEA REQUERIDO A EFECTO DE LOGRAR SU PARTICIPACIÓN EN EL ACATAMIENTO DE LAS MEDIDAS DE SEGURIDAD E HIGIENE Y PROTECCION CIVIL, ASÍ MISMO SE COMPROMETE A  RESPETAR Y ACATAR LAS DISPOSICIONES DEL REGLAMENTO INTERIOR DE TRABAJO, LAS NORMAS Y CIRCULARES QUE SE </w:t>
+      </w:r>
+      <w:r>
+        <w:rPr>
           <w:lang w:val="es-ES"/>
         </w:rPr>
         <w:lastRenderedPageBreak/>
+        <w:t>EMITAN POR EL PATRÓN O SUS REPRESENTANTES Y, EN SU CASO, A PARTICIPAR EN LA CAPACITACIÓN Y ADIESTRAMIENTO A EFECTO DE LOGRAR SU PLENO DESARROLLO.</w:t>
+      </w:r>
+    </w:p>
+    <w:p>
+      <w:pPr>
+        <w:jc w:val="both"/>
+        <w:rPr>
+          <w:u w:val="single"/>
+          <w:lang w:val="es-ES"/>
+        </w:rPr>
+      </w:pPr>
+      <w:r>
+        <w:rPr>
+          <w:u w:val="single"/>
+          <w:lang w:val="es-ES"/>
+        </w:rPr>
         <w:t>OCTAVA</w:t>
       </w:r>
       <w:r>
@@ -1631,21 +1621,28 @@
           <w:rFonts w:cs="Arial"/>
           <w:lang w:val="es-MX"/>
         </w:rPr>
-        <w:t>”, PROVEEDORES, CLIENTES Y PERSONAS PÚBLICAS O PRIVADAS CON LAS QUE TENGA CONTACTO CON MOTIVO DE SU TRABAJO, ADEMÁS DE LA INFORMACIÓN DE NATURALEZA PERSONAL O PRIVADA TALES COMO, SIN LIMITACIÓN, AGENDAS PERSONALES, FOTOGRAFÍAS Y OTROS DOCUMENTOS PERSONALES O PRIVADOS.</w:t>
-      </w:r>
-    </w:p>
-    <w:p>
-      <w:pPr>
-        <w:jc w:val="both"/>
-        <w:rPr>
-          <w:lang w:val="es-ES"/>
-        </w:rPr>
-      </w:pPr>
-      <w:r>
-        <w:rPr>
-          <w:lang w:val="es-ES"/>
+        <w:t xml:space="preserve">”, PROVEEDORES, CLIENTES Y PERSONAS </w:t>
+      </w:r>
+      <w:r>
+        <w:rPr>
+          <w:rFonts w:cs="Arial"/>
+          <w:lang w:val="es-MX"/>
         </w:rPr>
         <w:lastRenderedPageBreak/>
+        <w:t>PÚBLICAS O PRIVADAS CON LAS QUE TENGA CONTACTO CON MOTIVO DE SU TRABAJO, ADEMÁS DE LA INFORMACIÓN DE NATURALEZA PERSONAL O PRIVADA TALES COMO, SIN LIMITACIÓN, AGENDAS PERSONALES, FOTOGRAFÍAS Y OTROS DOCUMENTOS PERSONALES O PRIVADOS.</w:t>
+      </w:r>
+    </w:p>
+    <w:p>
+      <w:pPr>
+        <w:jc w:val="both"/>
+        <w:rPr>
+          <w:lang w:val="es-ES"/>
+        </w:rPr>
+      </w:pPr>
+      <w:r>
+        <w:rPr>
+          <w:lang w:val="es-ES"/>
+        </w:rPr>
         <w:t xml:space="preserve">EL PRESENTE ACUERDO DE CONFIDENCIALIDAD SUBSISTIRÁ POR TIEMPO INDEFINIDO, EN LA INTELIGENCIA DE QUE EL INCUMPLIMIENTO ESPECÍFICO DE LA OBLIGACIÓN CONTENIDA EN LA PRESENTE CLÁUSULA, LO HARÁ ACREEDOR A LA RESCISIÓN DE SU CONTRATO DE TRABAJO, DE CONFORMIDAD CON LO DISPUESTO EN EL ARTÍCULO 47 DE LA LEY FEDERAL DEL TRABAJO Y LAS PENAS QUE IMPONE EL CÓDIGO PENAL PARA EL </w:t>
       </w:r>
       <w:r>
@@ -1936,6 +1933,7 @@
         <w:rPr>
           <w:lang w:val="es-MX"/>
         </w:rPr>
+        <w:lastRenderedPageBreak/>
         <w:t xml:space="preserve">Artículo 47.- Son causas de rescisión de la relación de trabajo, sin responsabilidad para el patrón: </w:t>
       </w:r>
     </w:p>
@@ -1954,14 +1952,7 @@
         <w:rPr>
           <w:lang w:val="es-MX"/>
         </w:rPr>
-        <w:t xml:space="preserve">Engañarlo el trabajador o en su caso, el sindicato que lo hubiese propuesto o recomendado con certificados falsos o referencias en los que se atribuyan al </w:t>
-      </w:r>
-      <w:r>
-        <w:rPr>
-          <w:lang w:val="es-MX"/>
-        </w:rPr>
-        <w:lastRenderedPageBreak/>
-        <w:t>trabajador capacidad, aptitudes o facultades de que carezca. Esta causa de rescisión dejará de tener efecto después de treinta días de prestar sus servicios el trabajador;</w:t>
+        <w:t>Engañarlo el trabajador o en su caso, el sindicato que lo hubiese propuesto o recomendado con certificados falsos o referencias en los que se atribuyan al trabajador capacidad, aptitudes o facultades de que carezca. Esta causa de rescisión dejará de tener efecto después de treinta días de prestar sus servicios el trabajador;</w:t>
       </w:r>
     </w:p>
     <w:p>
@@ -2177,7 +2168,14 @@
         <w:rPr>
           <w:lang w:val="es-MX"/>
         </w:rPr>
-        <w:t xml:space="preserve">Concurrir el trabajador a sus labores en estado de embriaguez o bajo la influencia de algún narcótico o droga enervante, salvo que, en este último caso, exista prescripción médica. Antes de iniciar su servicio, el trabajador deberá poner el hecho en conocimiento del patrón y presentar la prescripción suscrita por el médico; </w:t>
+        <w:t xml:space="preserve">Concurrir el trabajador a sus labores en estado de embriaguez o bajo la influencia de algún narcótico o droga enervante, salvo que, en este último caso, exista prescripción </w:t>
+      </w:r>
+      <w:r>
+        <w:rPr>
+          <w:lang w:val="es-MX"/>
+        </w:rPr>
+        <w:lastRenderedPageBreak/>
+        <w:t xml:space="preserve">médica. Antes de iniciar su servicio, el trabajador deberá poner el hecho en conocimiento del patrón y presentar la prescripción suscrita por el médico; </w:t>
       </w:r>
     </w:p>
     <w:p>
@@ -2213,7 +2211,6 @@
         <w:rPr>
           <w:lang w:val="es-MX"/>
         </w:rPr>
-        <w:lastRenderedPageBreak/>
         <w:t>Rendimiento y Conducta. El Empleado deberá desempeñar sus funciones de acuerdo con las expectativas y estándares establecidos por la Empresa, los cuales serán comunicados al Empleado a través de la descripción del puesto, objetivos de rendimiento y políticas internas. La Empresa se reserva el derecho de evaluar el rendimiento y conducta del Empleado de manera periódica. Si se determina que el rendimiento o conducta del Empleado no cumple con los estándares esperados, la Empresa podrá emitir llamados de atención, amonestaciones o actas administrativas, documentando dichas evaluaciones y las acciones correctivas necesarias. En caso de que, tras recibir medidas correctivas documentadas (llamados de atención, amonestaciones o actas administrativas), el Empleado no mejore su rendimiento o conducta dentro del periodo establecido por la Empresa, esto podrá considerarse como causa justificada para la rescisión del contrato sin responsabilidad para la Empresa.</w:t>
       </w:r>
     </w:p>
@@ -3372,7 +3369,7 @@
       <w:lang w:val="en-US" w:bidi="en-US"/>
     </w:rPr>
   </w:style>
-  <w:style w:type="character" w:styleId="Textoennegrita">
+  <w:style w:type="character" w:styleId="Fuerte">
     <w:name w:val="Strong"/>
     <w:basedOn w:val="Fuentedeprrafopredeter"/>
     <w:uiPriority w:val="22"/>
@@ -3648,18 +3645,18 @@
 </file>
 
 <file path=customXml/item1.xml><?xml version="1.0" encoding="utf-8"?>
-<p:properties xmlns:p="http://schemas.microsoft.com/office/2006/metadata/properties" xmlns:xsi="http://www.w3.org/2001/XMLSchema-instance" xmlns:pc="http://schemas.microsoft.com/office/infopath/2007/PartnerControls">
-  <documentManagement/>
-</p:properties>
-</file>
-
-<file path=customXml/item2.xml><?xml version="1.0" encoding="utf-8"?>
 <?mso-contentType ?>
 <FormTemplates xmlns="http://schemas.microsoft.com/sharepoint/v3/contenttype/forms">
   <Display>DocumentLibraryForm</Display>
   <Edit>DocumentLibraryForm</Edit>
   <New>DocumentLibraryForm</New>
 </FormTemplates>
+</file>
+
+<file path=customXml/item2.xml><?xml version="1.0" encoding="utf-8"?>
+<p:properties xmlns:p="http://schemas.microsoft.com/office/2006/metadata/properties" xmlns:xsi="http://www.w3.org/2001/XMLSchema-instance" xmlns:pc="http://schemas.microsoft.com/office/infopath/2007/PartnerControls">
+  <documentManagement/>
+</p:properties>
 </file>
 
 <file path=customXml/item3.xml><?xml version="1.0" encoding="utf-8"?>
@@ -3807,18 +3804,18 @@
 </file>
 
 <file path=customXml/itemProps1.xml><?xml version="1.0" encoding="utf-8"?>
-<ds:datastoreItem xmlns:ds="http://schemas.openxmlformats.org/officeDocument/2006/customXml" ds:itemID="{80A5436B-6D4D-4762-AA65-54CE9EC0D615}">
+<ds:datastoreItem xmlns:ds="http://schemas.openxmlformats.org/officeDocument/2006/customXml" ds:itemID="{0C51138A-39E9-43C8-84A2-81B0FCADA939}">
   <ds:schemaRefs>
-    <ds:schemaRef ds:uri="http://schemas.microsoft.com/office/2006/metadata/properties"/>
-    <ds:schemaRef ds:uri="http://schemas.microsoft.com/office/infopath/2007/PartnerControls"/>
+    <ds:schemaRef ds:uri="http://schemas.microsoft.com/sharepoint/v3/contenttype/forms"/>
   </ds:schemaRefs>
 </ds:datastoreItem>
 </file>
 
 <file path=customXml/itemProps2.xml><?xml version="1.0" encoding="utf-8"?>
-<ds:datastoreItem xmlns:ds="http://schemas.openxmlformats.org/officeDocument/2006/customXml" ds:itemID="{0C51138A-39E9-43C8-84A2-81B0FCADA939}">
+<ds:datastoreItem xmlns:ds="http://schemas.openxmlformats.org/officeDocument/2006/customXml" ds:itemID="{80A5436B-6D4D-4762-AA65-54CE9EC0D615}">
   <ds:schemaRefs>
-    <ds:schemaRef ds:uri="http://schemas.microsoft.com/sharepoint/v3/contenttype/forms"/>
+    <ds:schemaRef ds:uri="http://schemas.microsoft.com/office/2006/metadata/properties"/>
+    <ds:schemaRef ds:uri="http://schemas.microsoft.com/office/infopath/2007/PartnerControls"/>
   </ds:schemaRefs>
 </ds:datastoreItem>
 </file>
